--- a/Bao_Cao_PTTKTT_Nhom_5_MSA.docx
+++ b/Bao_Cao_PTTKTT_Nhom_5_MSA.docx
@@ -904,7 +904,6 @@
           <w:sz w:val="28"/>
           <w:szCs w:val="28"/>
         </w:rPr>
-        <w:tab/>
         <w:t xml:space="preserve">: </w:t>
       </w:r>
       <w:r>
@@ -1423,9 +1422,14 @@
           <w:lang w:val="vi-VN"/>
         </w:rPr>
         <w:tab/>
-        <w:t xml:space="preserve">: </w:t>
-      </w:r>
-      <w:r>
+        <w:t>: 05</w:t>
+      </w:r>
+    </w:p>
+    <w:p>
+      <w:pPr>
+        <w:widowControl w:val="0"/>
+        <w:ind w:left="1440"/>
+        <w:contextualSpacing/>
         <w:rPr>
           <w:rFonts w:cs="Times New Roman"/>
           <w:b/>
@@ -1433,14 +1437,8 @@
           <w:szCs w:val="28"/>
           <w:lang w:val="vi-VN"/>
         </w:rPr>
-        <w:t>05</w:t>
-      </w:r>
-    </w:p>
-    <w:p>
-      <w:pPr>
-        <w:widowControl w:val="0"/>
-        <w:ind w:left="1440"/>
-        <w:contextualSpacing/>
+      </w:pPr>
+      <w:r>
         <w:rPr>
           <w:rFonts w:cs="Times New Roman"/>
           <w:b/>
@@ -1448,7 +1446,8 @@
           <w:szCs w:val="28"/>
           <w:lang w:val="vi-VN"/>
         </w:rPr>
-      </w:pPr>
+        <w:t>Thành viên</w:t>
+      </w:r>
       <w:r>
         <w:rPr>
           <w:rFonts w:cs="Times New Roman"/>
@@ -1457,9 +1456,15 @@
           <w:szCs w:val="28"/>
           <w:lang w:val="vi-VN"/>
         </w:rPr>
-        <w:t>Thành viên</w:t>
-      </w:r>
-      <w:r>
+        <w:tab/>
+        <w:t>:</w:t>
+      </w:r>
+    </w:p>
+    <w:p>
+      <w:pPr>
+        <w:widowControl w:val="0"/>
+        <w:ind w:left="1440"/>
+        <w:contextualSpacing/>
         <w:rPr>
           <w:rFonts w:cs="Times New Roman"/>
           <w:b/>
@@ -1467,15 +1472,8 @@
           <w:szCs w:val="28"/>
           <w:lang w:val="vi-VN"/>
         </w:rPr>
-        <w:tab/>
-        <w:t>:</w:t>
-      </w:r>
-    </w:p>
-    <w:p>
-      <w:pPr>
-        <w:widowControl w:val="0"/>
-        <w:ind w:left="1440"/>
-        <w:contextualSpacing/>
+      </w:pPr>
+      <w:r>
         <w:rPr>
           <w:rFonts w:cs="Times New Roman"/>
           <w:b/>
@@ -1483,7 +1481,9 @@
           <w:szCs w:val="28"/>
           <w:lang w:val="vi-VN"/>
         </w:rPr>
-      </w:pPr>
+        <w:tab/>
+        <w:t>Nguyễn Viết Mạnh Khải</w:t>
+      </w:r>
       <w:r>
         <w:rPr>
           <w:rFonts w:cs="Times New Roman"/>
@@ -1493,9 +1493,14 @@
           <w:lang w:val="vi-VN"/>
         </w:rPr>
         <w:tab/>
-        <w:t>Nguyễn Viết Mạnh Khải</w:t>
-      </w:r>
-      <w:r>
+        <w:t>11236006</w:t>
+      </w:r>
+    </w:p>
+    <w:p>
+      <w:pPr>
+        <w:widowControl w:val="0"/>
+        <w:ind w:left="1440"/>
+        <w:contextualSpacing/>
         <w:rPr>
           <w:rFonts w:cs="Times New Roman"/>
           <w:b/>
@@ -1503,15 +1508,8 @@
           <w:szCs w:val="28"/>
           <w:lang w:val="vi-VN"/>
         </w:rPr>
-        <w:tab/>
-        <w:t>11236006</w:t>
-      </w:r>
-    </w:p>
-    <w:p>
-      <w:pPr>
-        <w:widowControl w:val="0"/>
-        <w:ind w:left="1440"/>
-        <w:contextualSpacing/>
+      </w:pPr>
+      <w:r>
         <w:rPr>
           <w:rFonts w:cs="Times New Roman"/>
           <w:b/>
@@ -1519,7 +1517,8 @@
           <w:szCs w:val="28"/>
           <w:lang w:val="vi-VN"/>
         </w:rPr>
-      </w:pPr>
+        <w:tab/>
+      </w:r>
       <w:r>
         <w:rPr>
           <w:rFonts w:cs="Times New Roman"/>
@@ -1528,7 +1527,7 @@
           <w:szCs w:val="28"/>
           <w:lang w:val="vi-VN"/>
         </w:rPr>
-        <w:tab/>
+        <w:t>Bùi Tiến Thuận</w:t>
       </w:r>
       <w:r>
         <w:rPr>
@@ -1538,7 +1537,7 @@
           <w:szCs w:val="28"/>
           <w:lang w:val="vi-VN"/>
         </w:rPr>
-        <w:t>Bùi Tiến Thuận</w:t>
+        <w:tab/>
       </w:r>
       <w:r>
         <w:rPr>
@@ -1566,18 +1565,8 @@
           <w:b/>
           <w:sz w:val="28"/>
           <w:szCs w:val="28"/>
-          <w:lang w:val="vi-VN"/>
-        </w:rPr>
-        <w:tab/>
-      </w:r>
-      <w:r>
-        <w:rPr>
-          <w:rFonts w:cs="Times New Roman"/>
-          <w:b/>
-          <w:sz w:val="28"/>
-          <w:szCs w:val="28"/>
-        </w:rPr>
-        <w:t>112</w:t>
+        </w:rPr>
+        <w:t>11244117</w:t>
       </w:r>
     </w:p>
     <w:p>
@@ -1650,7 +1639,7 @@
           <w:sz w:val="28"/>
           <w:szCs w:val="28"/>
         </w:rPr>
-        <w:t>112</w:t>
+        <w:t>11243745</w:t>
       </w:r>
     </w:p>
     <w:p>
@@ -1723,7 +1712,7 @@
           <w:sz w:val="28"/>
           <w:szCs w:val="28"/>
         </w:rPr>
-        <w:t>112</w:t>
+        <w:t>11244127</w:t>
       </w:r>
     </w:p>
     <w:p>
@@ -1776,7 +1765,7 @@
           <w:sz w:val="28"/>
           <w:szCs w:val="28"/>
         </w:rPr>
-        <w:t>112</w:t>
+        <w:t>11257825</w:t>
       </w:r>
     </w:p>
     <w:p>
@@ -2223,14 +2212,7 @@
                 <w:color w:val="0F172A"/>
                 <w:sz w:val="21"/>
               </w:rPr>
-              <w:t xml:space="preserve">Nguyễn </w:t>
-            </w:r>
-            <w:r>
-              <w:rPr>
-                <w:color w:val="0F172A"/>
-                <w:sz w:val="21"/>
-              </w:rPr>
-              <w:t>Viết</w:t>
+              <w:t>Nguyễn Viết</w:t>
             </w:r>
             <w:r>
               <w:rPr>
@@ -2421,7 +2403,7 @@
                 <w:sz w:val="21"/>
                 <w:szCs w:val="21"/>
               </w:rPr>
-              <w:t>112</w:t>
+              <w:t>11244117</w:t>
             </w:r>
           </w:p>
         </w:tc>
@@ -2470,7 +2452,13 @@
               </w:rPr>
             </w:pPr>
             <w:r>
-              <w:t>10</w:t>
+              <w:t>9</w:t>
+            </w:r>
+            <w:r>
+              <w:rPr>
+                <w:lang w:val="vi-VN"/>
+              </w:rPr>
+              <w:t>,7</w:t>
             </w:r>
           </w:p>
         </w:tc>
@@ -2566,14 +2554,7 @@
                 <w:color w:val="0F172A"/>
                 <w:sz w:val="21"/>
               </w:rPr>
-              <w:t>11</w:t>
-            </w:r>
-            <w:r>
-              <w:rPr>
-                <w:color w:val="0F172A"/>
-                <w:sz w:val="21"/>
-              </w:rPr>
-              <w:t>2</w:t>
+              <w:t>11243745</w:t>
             </w:r>
           </w:p>
         </w:tc>
@@ -2617,13 +2598,18 @@
           <w:p>
             <w:pPr>
               <w:jc w:val="center"/>
-            </w:pPr>
-            <w:r>
-              <w:rPr>
-                <w:color w:val="0F172A"/>
-                <w:sz w:val="21"/>
-              </w:rPr>
-              <w:t>10</w:t>
+              <w:rPr>
+                <w:lang w:val="vi-VN"/>
+              </w:rPr>
+            </w:pPr>
+            <w:r>
+              <w:t>9</w:t>
+            </w:r>
+            <w:r>
+              <w:rPr>
+                <w:lang w:val="vi-VN"/>
+              </w:rPr>
+              <w:t>,8</w:t>
             </w:r>
           </w:p>
         </w:tc>
@@ -2719,14 +2705,7 @@
                 <w:color w:val="0F172A"/>
                 <w:sz w:val="21"/>
               </w:rPr>
-              <w:t>11</w:t>
-            </w:r>
-            <w:r>
-              <w:rPr>
-                <w:color w:val="0F172A"/>
-                <w:sz w:val="21"/>
-              </w:rPr>
-              <w:t>2</w:t>
+              <w:t>11244127</w:t>
             </w:r>
           </w:p>
         </w:tc>
@@ -2770,13 +2749,18 @@
           <w:p>
             <w:pPr>
               <w:jc w:val="center"/>
-            </w:pPr>
-            <w:r>
-              <w:rPr>
-                <w:color w:val="0F172A"/>
-                <w:sz w:val="21"/>
-              </w:rPr>
-              <w:t>10</w:t>
+              <w:rPr>
+                <w:lang w:val="vi-VN"/>
+              </w:rPr>
+            </w:pPr>
+            <w:r>
+              <w:t>9</w:t>
+            </w:r>
+            <w:r>
+              <w:rPr>
+                <w:lang w:val="vi-VN"/>
+              </w:rPr>
+              <w:t>,7</w:t>
             </w:r>
           </w:p>
         </w:tc>
@@ -2872,14 +2856,7 @@
                 <w:color w:val="0F172A"/>
                 <w:sz w:val="21"/>
               </w:rPr>
-              <w:t>11</w:t>
-            </w:r>
-            <w:r>
-              <w:rPr>
-                <w:color w:val="0F172A"/>
-                <w:sz w:val="21"/>
-              </w:rPr>
-              <w:t>2</w:t>
+              <w:t>11257825</w:t>
             </w:r>
           </w:p>
         </w:tc>
@@ -2923,13 +2900,18 @@
           <w:p>
             <w:pPr>
               <w:jc w:val="center"/>
-            </w:pPr>
-            <w:r>
-              <w:rPr>
-                <w:color w:val="0F172A"/>
-                <w:sz w:val="21"/>
-              </w:rPr>
-              <w:t>10</w:t>
+              <w:rPr>
+                <w:lang w:val="vi-VN"/>
+              </w:rPr>
+            </w:pPr>
+            <w:r>
+              <w:t>9</w:t>
+            </w:r>
+            <w:r>
+              <w:rPr>
+                <w:lang w:val="vi-VN"/>
+              </w:rPr>
+              <w:t>,8</w:t>
             </w:r>
           </w:p>
         </w:tc>
@@ -7011,6 +6993,7 @@
         <w:rPr>
           <w:lang w:val="en-US"/>
         </w:rPr>
+        <w:lastRenderedPageBreak/>
         <w:t>Hạn chế cốt tử của Gotoh NW Baseline: Thuật toán cần lưu trữ toàn bộ 3 ma trận có kích thước (m+1) x (n+1) số nguyên 32-bit trong RAM để phục vụ bước truy vết ngược (Traceback). Khi căn chỉnh các chuỗi protein dài m = n = 10,000, bộ nhớ yêu cầu là 3 * 10,000 * 10,000 * 4 bytes ≈ 1.2 GB RAM. Đối với chuỗi ADN m = n = 100,000, bộ nhớ lên tới 120 GB RAM, lập tức làm cạn kiệt bộ nhớ hệ thống (Out-Of-Memory).</w:t>
       </w:r>
     </w:p>
@@ -14450,13 +14433,7 @@
         <w:rPr>
           <w:color w:val="1E293B"/>
         </w:rPr>
-        <w:t>Đ</w:t>
-      </w:r>
-      <w:r>
-        <w:rPr>
-          <w:color w:val="1E293B"/>
-        </w:rPr>
-        <w:t>óng gói ứng dụng Web GUI Studio</w:t>
+        <w:t>Đóng gói ứng dụng Web GUI Studio</w:t>
       </w:r>
       <w:r>
         <w:rPr>
@@ -17238,6 +17215,7 @@
   <w:style w:type="character" w:default="1" w:styleId="DefaultParagraphFont">
     <w:name w:val="Default Paragraph Font"/>
     <w:uiPriority w:val="1"/>
+    <w:semiHidden/>
     <w:unhideWhenUsed/>
   </w:style>
   <w:style w:type="table" w:default="1" w:styleId="TableNormal">
